--- a/Ethical hacking exp lab.docx
+++ b/Ethical hacking exp lab.docx
@@ -439,11 +439,6 @@
       </w:r>
     </w:p>
     <w:p>
-      <w:pPr>
-        <w:rPr>
-          <w:rFonts w:hint="default"/>
-        </w:rPr>
-      </w:pPr>
       <w:r>
         <w:drawing>
           <wp:inline distT="0" distB="0" distL="114300" distR="114300">
@@ -487,8 +482,1378 @@
           </wp:inline>
         </w:drawing>
       </w:r>
+    </w:p>
+    <w:p>
+      <w:pPr>
+        <w:rPr>
+          <w:rFonts w:hint="default"/>
+        </w:rPr>
+      </w:pPr>
+    </w:p>
+    <w:p>
+      <w:pPr>
+        <w:rPr>
+          <w:rFonts w:hint="default"/>
+        </w:rPr>
+      </w:pPr>
+    </w:p>
+    <w:p>
+      <w:pPr>
+        <w:keepNext w:val="0"/>
+        <w:keepLines w:val="0"/>
+        <w:widowControl/>
+        <w:suppressLineNumbers w:val="0"/>
+        <w:jc w:val="left"/>
+      </w:pPr>
+      <w:r>
+        <w:rPr>
+          <w:rFonts w:hint="default" w:ascii="Times New Roman" w:hAnsi="Times New Roman" w:eastAsia="SimSun" w:cs="Times New Roman"/>
+          <w:color w:val="000000"/>
+          <w:kern w:val="0"/>
+          <w:sz w:val="24"/>
+          <w:szCs w:val="24"/>
+          <w:lang w:val="en-US" w:eastAsia="zh-CN" w:bidi="ar"/>
+        </w:rPr>
+        <w:t xml:space="preserve">4. Execute and display the results for the following commands in Kali Linux Operating </w:t>
+      </w:r>
+    </w:p>
+    <w:p>
+      <w:pPr>
+        <w:keepNext w:val="0"/>
+        <w:keepLines w:val="0"/>
+        <w:widowControl/>
+        <w:suppressLineNumbers w:val="0"/>
+        <w:jc w:val="left"/>
+      </w:pPr>
+      <w:r>
+        <w:rPr>
+          <w:rFonts w:hint="default" w:ascii="Times New Roman" w:hAnsi="Times New Roman" w:eastAsia="SimSun" w:cs="Times New Roman"/>
+          <w:color w:val="000000"/>
+          <w:kern w:val="0"/>
+          <w:sz w:val="24"/>
+          <w:szCs w:val="24"/>
+          <w:lang w:val="en-US" w:eastAsia="zh-CN" w:bidi="ar"/>
+        </w:rPr>
+        <w:t xml:space="preserve">Systems: </w:t>
+      </w:r>
+    </w:p>
+    <w:p>
+      <w:pPr>
+        <w:keepNext w:val="0"/>
+        <w:keepLines w:val="0"/>
+        <w:widowControl/>
+        <w:suppressLineNumbers w:val="0"/>
+        <w:jc w:val="left"/>
+      </w:pPr>
+      <w:r>
+        <w:rPr>
+          <w:rFonts w:hint="default" w:ascii="Times New Roman" w:hAnsi="Times New Roman" w:eastAsia="SimSun" w:cs="Times New Roman"/>
+          <w:color w:val="000000"/>
+          <w:kern w:val="0"/>
+          <w:sz w:val="24"/>
+          <w:szCs w:val="24"/>
+          <w:lang w:val="en-US" w:eastAsia="zh-CN" w:bidi="ar"/>
+        </w:rPr>
+        <w:t xml:space="preserve">i) </w:t>
+      </w:r>
+    </w:p>
+    <w:p>
+      <w:pPr>
+        <w:keepNext w:val="0"/>
+        <w:keepLines w:val="0"/>
+        <w:widowControl/>
+        <w:suppressLineNumbers w:val="0"/>
+        <w:jc w:val="left"/>
+      </w:pPr>
+      <w:r>
+        <w:rPr>
+          <w:rFonts w:hint="default" w:ascii="Times New Roman" w:hAnsi="Times New Roman" w:eastAsia="SimSun" w:cs="Times New Roman"/>
+          <w:color w:val="000000"/>
+          <w:kern w:val="0"/>
+          <w:sz w:val="24"/>
+          <w:szCs w:val="24"/>
+          <w:lang w:val="en-US" w:eastAsia="zh-CN" w:bidi="ar"/>
+        </w:rPr>
+        <w:t xml:space="preserve">Ls </w:t>
+      </w:r>
+    </w:p>
+    <w:p>
+      <w:pPr>
+        <w:keepNext w:val="0"/>
+        <w:keepLines w:val="0"/>
+        <w:widowControl/>
+        <w:suppressLineNumbers w:val="0"/>
+        <w:jc w:val="left"/>
+      </w:pPr>
+      <w:r>
+        <w:rPr>
+          <w:rFonts w:hint="default" w:ascii="Times New Roman" w:hAnsi="Times New Roman" w:eastAsia="SimSun" w:cs="Times New Roman"/>
+          <w:color w:val="000000"/>
+          <w:kern w:val="0"/>
+          <w:sz w:val="24"/>
+          <w:szCs w:val="24"/>
+          <w:lang w:val="en-US" w:eastAsia="zh-CN" w:bidi="ar"/>
+        </w:rPr>
+        <w:t xml:space="preserve">ii) </w:t>
+      </w:r>
+    </w:p>
+    <w:p>
+      <w:pPr>
+        <w:keepNext w:val="0"/>
+        <w:keepLines w:val="0"/>
+        <w:widowControl/>
+        <w:suppressLineNumbers w:val="0"/>
+        <w:jc w:val="left"/>
+      </w:pPr>
+      <w:r>
+        <w:rPr>
+          <w:rFonts w:hint="default" w:ascii="Times New Roman" w:hAnsi="Times New Roman" w:eastAsia="SimSun" w:cs="Times New Roman"/>
+          <w:color w:val="000000"/>
+          <w:kern w:val="0"/>
+          <w:sz w:val="24"/>
+          <w:szCs w:val="24"/>
+          <w:lang w:val="en-US" w:eastAsia="zh-CN" w:bidi="ar"/>
+        </w:rPr>
+        <w:t xml:space="preserve">Cat </w:t>
+      </w:r>
+    </w:p>
+    <w:p>
+      <w:pPr>
+        <w:keepNext w:val="0"/>
+        <w:keepLines w:val="0"/>
+        <w:widowControl/>
+        <w:suppressLineNumbers w:val="0"/>
+        <w:jc w:val="left"/>
+      </w:pPr>
+      <w:r>
+        <w:rPr>
+          <w:rFonts w:hint="default" w:ascii="Times New Roman" w:hAnsi="Times New Roman" w:eastAsia="SimSun" w:cs="Times New Roman"/>
+          <w:color w:val="000000"/>
+          <w:kern w:val="0"/>
+          <w:sz w:val="24"/>
+          <w:szCs w:val="24"/>
+          <w:lang w:val="en-US" w:eastAsia="zh-CN" w:bidi="ar"/>
+        </w:rPr>
+        <w:t xml:space="preserve">iii) </w:t>
+      </w:r>
+    </w:p>
+    <w:p>
+      <w:pPr>
+        <w:keepNext w:val="0"/>
+        <w:keepLines w:val="0"/>
+        <w:widowControl/>
+        <w:suppressLineNumbers w:val="0"/>
+        <w:jc w:val="left"/>
+      </w:pPr>
+      <w:r>
+        <w:rPr>
+          <w:rFonts w:hint="default" w:ascii="Times New Roman" w:hAnsi="Times New Roman" w:eastAsia="SimSun" w:cs="Times New Roman"/>
+          <w:color w:val="000000"/>
+          <w:kern w:val="0"/>
+          <w:sz w:val="24"/>
+          <w:szCs w:val="24"/>
+          <w:lang w:val="en-US" w:eastAsia="zh-CN" w:bidi="ar"/>
+        </w:rPr>
+        <w:t>Mkdir</w:t>
+      </w:r>
+    </w:p>
+    <w:p>
+      <w:r>
+        <w:drawing>
+          <wp:inline distT="0" distB="0" distL="114300" distR="114300">
+            <wp:extent cx="4648200" cy="2796540"/>
+            <wp:effectExtent l="0" t="0" r="0" b="7620"/>
+            <wp:docPr id="6" name="Picture 1"/>
+            <wp:cNvGraphicFramePr>
+              <a:graphicFrameLocks xmlns:a="http://schemas.openxmlformats.org/drawingml/2006/main" noChangeAspect="1"/>
+            </wp:cNvGraphicFramePr>
+            <a:graphic xmlns:a="http://schemas.openxmlformats.org/drawingml/2006/main">
+              <a:graphicData uri="http://schemas.openxmlformats.org/drawingml/2006/picture">
+                <pic:pic xmlns:pic="http://schemas.openxmlformats.org/drawingml/2006/picture">
+                  <pic:nvPicPr>
+                    <pic:cNvPr id="6" name="Picture 1"/>
+                    <pic:cNvPicPr>
+                      <a:picLocks noChangeAspect="1"/>
+                    </pic:cNvPicPr>
+                  </pic:nvPicPr>
+                  <pic:blipFill>
+                    <a:blip r:embed="rId9"/>
+                    <a:stretch>
+                      <a:fillRect/>
+                    </a:stretch>
+                  </pic:blipFill>
+                  <pic:spPr>
+                    <a:xfrm>
+                      <a:off x="0" y="0"/>
+                      <a:ext cx="4648200" cy="2796540"/>
+                    </a:xfrm>
+                    <a:prstGeom prst="rect">
+                      <a:avLst/>
+                    </a:prstGeom>
+                    <a:noFill/>
+                    <a:ln>
+                      <a:noFill/>
+                    </a:ln>
+                  </pic:spPr>
+                </pic:pic>
+              </a:graphicData>
+            </a:graphic>
+          </wp:inline>
+        </w:drawing>
+      </w:r>
+    </w:p>
+    <w:p/>
+    <w:p>
+      <w:pPr>
+        <w:keepNext w:val="0"/>
+        <w:keepLines w:val="0"/>
+        <w:widowControl/>
+        <w:suppressLineNumbers w:val="0"/>
+        <w:jc w:val="left"/>
+      </w:pPr>
+      <w:r>
+        <w:rPr>
+          <w:rFonts w:hint="default" w:ascii="Times New Roman" w:hAnsi="Times New Roman" w:eastAsia="SimSun" w:cs="Times New Roman"/>
+          <w:color w:val="000000"/>
+          <w:kern w:val="0"/>
+          <w:sz w:val="24"/>
+          <w:szCs w:val="24"/>
+          <w:lang w:val="en-US" w:eastAsia="zh-CN" w:bidi="ar"/>
+        </w:rPr>
+        <w:t xml:space="preserve">5. Execute and display the results for the following commands in Kali Linux Operating </w:t>
+      </w:r>
+    </w:p>
+    <w:p>
+      <w:pPr>
+        <w:keepNext w:val="0"/>
+        <w:keepLines w:val="0"/>
+        <w:widowControl/>
+        <w:suppressLineNumbers w:val="0"/>
+        <w:jc w:val="left"/>
+      </w:pPr>
+      <w:r>
+        <w:rPr>
+          <w:rFonts w:hint="default" w:ascii="Times New Roman" w:hAnsi="Times New Roman" w:eastAsia="SimSun" w:cs="Times New Roman"/>
+          <w:color w:val="000000"/>
+          <w:kern w:val="0"/>
+          <w:sz w:val="24"/>
+          <w:szCs w:val="24"/>
+          <w:lang w:val="en-US" w:eastAsia="zh-CN" w:bidi="ar"/>
+        </w:rPr>
+        <w:t xml:space="preserve">Systems: </w:t>
+      </w:r>
+    </w:p>
+    <w:p>
+      <w:pPr>
+        <w:keepNext w:val="0"/>
+        <w:keepLines w:val="0"/>
+        <w:widowControl/>
+        <w:suppressLineNumbers w:val="0"/>
+        <w:jc w:val="left"/>
+      </w:pPr>
+      <w:r>
+        <w:rPr>
+          <w:rFonts w:hint="default" w:ascii="Times New Roman" w:hAnsi="Times New Roman" w:eastAsia="SimSun" w:cs="Times New Roman"/>
+          <w:color w:val="000000"/>
+          <w:kern w:val="0"/>
+          <w:sz w:val="24"/>
+          <w:szCs w:val="24"/>
+          <w:lang w:val="en-US" w:eastAsia="zh-CN" w:bidi="ar"/>
+        </w:rPr>
+        <w:t xml:space="preserve">i) </w:t>
+      </w:r>
+    </w:p>
+    <w:p>
+      <w:pPr>
+        <w:keepNext w:val="0"/>
+        <w:keepLines w:val="0"/>
+        <w:widowControl/>
+        <w:suppressLineNumbers w:val="0"/>
+        <w:jc w:val="left"/>
+      </w:pPr>
+      <w:r>
+        <w:rPr>
+          <w:rFonts w:hint="default" w:ascii="Times New Roman" w:hAnsi="Times New Roman" w:eastAsia="SimSun" w:cs="Times New Roman"/>
+          <w:color w:val="000000"/>
+          <w:kern w:val="0"/>
+          <w:sz w:val="24"/>
+          <w:szCs w:val="24"/>
+          <w:lang w:val="en-US" w:eastAsia="zh-CN" w:bidi="ar"/>
+        </w:rPr>
+        <w:t xml:space="preserve">Uptime </w:t>
+      </w:r>
+    </w:p>
+    <w:p>
+      <w:pPr>
+        <w:keepNext w:val="0"/>
+        <w:keepLines w:val="0"/>
+        <w:widowControl/>
+        <w:suppressLineNumbers w:val="0"/>
+        <w:jc w:val="left"/>
+      </w:pPr>
+      <w:r>
+        <w:rPr>
+          <w:rFonts w:hint="default" w:ascii="Times New Roman" w:hAnsi="Times New Roman" w:eastAsia="SimSun" w:cs="Times New Roman"/>
+          <w:color w:val="000000"/>
+          <w:kern w:val="0"/>
+          <w:sz w:val="24"/>
+          <w:szCs w:val="24"/>
+          <w:lang w:val="en-US" w:eastAsia="zh-CN" w:bidi="ar"/>
+        </w:rPr>
+        <w:t xml:space="preserve">ii) </w:t>
+      </w:r>
+    </w:p>
+    <w:p>
+      <w:pPr>
+        <w:keepNext w:val="0"/>
+        <w:keepLines w:val="0"/>
+        <w:widowControl/>
+        <w:suppressLineNumbers w:val="0"/>
+        <w:jc w:val="left"/>
+      </w:pPr>
+      <w:r>
+        <w:rPr>
+          <w:rFonts w:hint="default" w:ascii="Times New Roman" w:hAnsi="Times New Roman" w:eastAsia="SimSun" w:cs="Times New Roman"/>
+          <w:color w:val="000000"/>
+          <w:kern w:val="0"/>
+          <w:sz w:val="24"/>
+          <w:szCs w:val="24"/>
+          <w:lang w:val="en-US" w:eastAsia="zh-CN" w:bidi="ar"/>
+        </w:rPr>
+        <w:t xml:space="preserve">Date </w:t>
+      </w:r>
+    </w:p>
+    <w:p>
+      <w:pPr>
+        <w:keepNext w:val="0"/>
+        <w:keepLines w:val="0"/>
+        <w:widowControl/>
+        <w:suppressLineNumbers w:val="0"/>
+        <w:jc w:val="left"/>
+      </w:pPr>
+      <w:r>
+        <w:rPr>
+          <w:rFonts w:hint="default" w:ascii="Times New Roman" w:hAnsi="Times New Roman" w:eastAsia="SimSun" w:cs="Times New Roman"/>
+          <w:color w:val="000000"/>
+          <w:kern w:val="0"/>
+          <w:sz w:val="24"/>
+          <w:szCs w:val="24"/>
+          <w:lang w:val="en-US" w:eastAsia="zh-CN" w:bidi="ar"/>
+        </w:rPr>
+        <w:t xml:space="preserve">iii) </w:t>
+      </w:r>
+    </w:p>
+    <w:p>
+      <w:pPr>
+        <w:keepNext w:val="0"/>
+        <w:keepLines w:val="0"/>
+        <w:widowControl/>
+        <w:suppressLineNumbers w:val="0"/>
+        <w:jc w:val="left"/>
+      </w:pPr>
+      <w:r>
+        <w:rPr>
+          <w:rFonts w:hint="default" w:ascii="Times New Roman" w:hAnsi="Times New Roman" w:eastAsia="SimSun" w:cs="Times New Roman"/>
+          <w:color w:val="000000"/>
+          <w:kern w:val="0"/>
+          <w:sz w:val="24"/>
+          <w:szCs w:val="24"/>
+          <w:lang w:val="en-US" w:eastAsia="zh-CN" w:bidi="ar"/>
+        </w:rPr>
+        <w:t>Mv</w:t>
+      </w:r>
+    </w:p>
+    <w:p>
+      <w:pPr>
+        <w:rPr>
+          <w:rFonts w:hint="default"/>
+        </w:rPr>
+      </w:pPr>
+    </w:p>
+    <w:p>
+      <w:pPr>
+        <w:rPr>
+          <w:rFonts w:hint="default"/>
+        </w:rPr>
+      </w:pPr>
+    </w:p>
+    <w:p>
+      <w:r>
+        <w:drawing>
+          <wp:inline distT="0" distB="0" distL="114300" distR="114300">
+            <wp:extent cx="5067300" cy="1775460"/>
+            <wp:effectExtent l="0" t="0" r="7620" b="7620"/>
+            <wp:docPr id="7" name="Picture 2"/>
+            <wp:cNvGraphicFramePr>
+              <a:graphicFrameLocks xmlns:a="http://schemas.openxmlformats.org/drawingml/2006/main" noChangeAspect="1"/>
+            </wp:cNvGraphicFramePr>
+            <a:graphic xmlns:a="http://schemas.openxmlformats.org/drawingml/2006/main">
+              <a:graphicData uri="http://schemas.openxmlformats.org/drawingml/2006/picture">
+                <pic:pic xmlns:pic="http://schemas.openxmlformats.org/drawingml/2006/picture">
+                  <pic:nvPicPr>
+                    <pic:cNvPr id="7" name="Picture 2"/>
+                    <pic:cNvPicPr>
+                      <a:picLocks noChangeAspect="1"/>
+                    </pic:cNvPicPr>
+                  </pic:nvPicPr>
+                  <pic:blipFill>
+                    <a:blip r:embed="rId10"/>
+                    <a:stretch>
+                      <a:fillRect/>
+                    </a:stretch>
+                  </pic:blipFill>
+                  <pic:spPr>
+                    <a:xfrm>
+                      <a:off x="0" y="0"/>
+                      <a:ext cx="5067300" cy="1775460"/>
+                    </a:xfrm>
+                    <a:prstGeom prst="rect">
+                      <a:avLst/>
+                    </a:prstGeom>
+                    <a:noFill/>
+                    <a:ln>
+                      <a:noFill/>
+                    </a:ln>
+                  </pic:spPr>
+                </pic:pic>
+              </a:graphicData>
+            </a:graphic>
+          </wp:inline>
+        </w:drawing>
+      </w:r>
+    </w:p>
+    <w:p/>
+    <w:p/>
+    <w:p>
+      <w:pPr>
+        <w:keepNext w:val="0"/>
+        <w:keepLines w:val="0"/>
+        <w:widowControl/>
+        <w:suppressLineNumbers w:val="0"/>
+        <w:jc w:val="left"/>
+      </w:pPr>
+      <w:r>
+        <w:rPr>
+          <w:rFonts w:hint="default" w:ascii="Times New Roman" w:hAnsi="Times New Roman" w:eastAsia="SimSun" w:cs="Times New Roman"/>
+          <w:color w:val="000000"/>
+          <w:kern w:val="0"/>
+          <w:sz w:val="24"/>
+          <w:szCs w:val="24"/>
+          <w:lang w:val="en-IN" w:eastAsia="zh-CN" w:bidi="ar"/>
+        </w:rPr>
+        <w:t>6.</w:t>
+      </w:r>
+      <w:r>
+        <w:rPr>
+          <w:rFonts w:hint="default" w:ascii="Times New Roman" w:hAnsi="Times New Roman" w:eastAsia="SimSun" w:cs="Times New Roman"/>
+          <w:color w:val="000000"/>
+          <w:kern w:val="0"/>
+          <w:sz w:val="24"/>
+          <w:szCs w:val="24"/>
+          <w:lang w:val="en-US" w:eastAsia="zh-CN" w:bidi="ar"/>
+        </w:rPr>
+        <w:t xml:space="preserve">Execute and display the results for the following commands in Kali Linux Operating </w:t>
+      </w:r>
+    </w:p>
+    <w:p>
+      <w:pPr>
+        <w:keepNext w:val="0"/>
+        <w:keepLines w:val="0"/>
+        <w:widowControl/>
+        <w:suppressLineNumbers w:val="0"/>
+        <w:jc w:val="left"/>
+      </w:pPr>
+      <w:r>
+        <w:rPr>
+          <w:rFonts w:hint="default" w:ascii="Times New Roman" w:hAnsi="Times New Roman" w:eastAsia="SimSun" w:cs="Times New Roman"/>
+          <w:color w:val="000000"/>
+          <w:kern w:val="0"/>
+          <w:sz w:val="24"/>
+          <w:szCs w:val="24"/>
+          <w:lang w:val="en-US" w:eastAsia="zh-CN" w:bidi="ar"/>
+        </w:rPr>
+        <w:t xml:space="preserve">Systems: </w:t>
+      </w:r>
+    </w:p>
+    <w:p>
+      <w:pPr>
+        <w:keepNext w:val="0"/>
+        <w:keepLines w:val="0"/>
+        <w:widowControl/>
+        <w:suppressLineNumbers w:val="0"/>
+        <w:jc w:val="left"/>
+      </w:pPr>
+      <w:r>
+        <w:rPr>
+          <w:rFonts w:hint="default" w:ascii="Times New Roman" w:hAnsi="Times New Roman" w:eastAsia="SimSun" w:cs="Times New Roman"/>
+          <w:color w:val="000000"/>
+          <w:kern w:val="0"/>
+          <w:sz w:val="24"/>
+          <w:szCs w:val="24"/>
+          <w:lang w:val="en-US" w:eastAsia="zh-CN" w:bidi="ar"/>
+        </w:rPr>
+        <w:t xml:space="preserve">i) </w:t>
+      </w:r>
+    </w:p>
+    <w:p>
+      <w:pPr>
+        <w:keepNext w:val="0"/>
+        <w:keepLines w:val="0"/>
+        <w:widowControl/>
+        <w:suppressLineNumbers w:val="0"/>
+        <w:jc w:val="left"/>
+      </w:pPr>
+      <w:r>
+        <w:rPr>
+          <w:rFonts w:hint="default" w:ascii="Times New Roman" w:hAnsi="Times New Roman" w:eastAsia="SimSun" w:cs="Times New Roman"/>
+          <w:color w:val="000000"/>
+          <w:kern w:val="0"/>
+          <w:sz w:val="24"/>
+          <w:szCs w:val="24"/>
+          <w:lang w:val="en-US" w:eastAsia="zh-CN" w:bidi="ar"/>
+        </w:rPr>
+        <w:t xml:space="preserve">Touch </w:t>
+      </w:r>
+    </w:p>
+    <w:p>
+      <w:pPr>
+        <w:keepNext w:val="0"/>
+        <w:keepLines w:val="0"/>
+        <w:widowControl/>
+        <w:suppressLineNumbers w:val="0"/>
+        <w:jc w:val="left"/>
+      </w:pPr>
+      <w:r>
+        <w:rPr>
+          <w:rFonts w:hint="default" w:ascii="Times New Roman" w:hAnsi="Times New Roman" w:eastAsia="SimSun" w:cs="Times New Roman"/>
+          <w:color w:val="000000"/>
+          <w:kern w:val="0"/>
+          <w:sz w:val="24"/>
+          <w:szCs w:val="24"/>
+          <w:lang w:val="en-US" w:eastAsia="zh-CN" w:bidi="ar"/>
+        </w:rPr>
+        <w:t xml:space="preserve">ii) </w:t>
+      </w:r>
+    </w:p>
+    <w:p>
+      <w:pPr>
+        <w:keepNext w:val="0"/>
+        <w:keepLines w:val="0"/>
+        <w:widowControl/>
+        <w:suppressLineNumbers w:val="0"/>
+        <w:jc w:val="left"/>
+      </w:pPr>
+      <w:r>
+        <w:rPr>
+          <w:rFonts w:hint="default" w:ascii="Times New Roman" w:hAnsi="Times New Roman" w:eastAsia="SimSun" w:cs="Times New Roman"/>
+          <w:color w:val="000000"/>
+          <w:kern w:val="0"/>
+          <w:sz w:val="24"/>
+          <w:szCs w:val="24"/>
+          <w:lang w:val="en-US" w:eastAsia="zh-CN" w:bidi="ar"/>
+        </w:rPr>
+        <w:t xml:space="preserve">Pwd </w:t>
+      </w:r>
+    </w:p>
+    <w:p>
+      <w:pPr>
+        <w:keepNext w:val="0"/>
+        <w:keepLines w:val="0"/>
+        <w:widowControl/>
+        <w:suppressLineNumbers w:val="0"/>
+        <w:jc w:val="left"/>
+      </w:pPr>
+      <w:r>
+        <w:rPr>
+          <w:rFonts w:hint="default" w:ascii="Times New Roman" w:hAnsi="Times New Roman" w:eastAsia="SimSun" w:cs="Times New Roman"/>
+          <w:color w:val="000000"/>
+          <w:kern w:val="0"/>
+          <w:sz w:val="24"/>
+          <w:szCs w:val="24"/>
+          <w:lang w:val="en-US" w:eastAsia="zh-CN" w:bidi="ar"/>
+        </w:rPr>
+        <w:t xml:space="preserve">iii) </w:t>
+      </w:r>
+    </w:p>
+    <w:p>
+      <w:pPr>
+        <w:keepNext w:val="0"/>
+        <w:keepLines w:val="0"/>
+        <w:widowControl/>
+        <w:suppressLineNumbers w:val="0"/>
+        <w:jc w:val="left"/>
+        <w:rPr>
+          <w:rFonts w:hint="default" w:ascii="Times New Roman" w:hAnsi="Times New Roman" w:eastAsia="SimSun" w:cs="Times New Roman"/>
+          <w:color w:val="000000"/>
+          <w:kern w:val="0"/>
+          <w:sz w:val="24"/>
+          <w:szCs w:val="24"/>
+          <w:lang w:val="en-US" w:eastAsia="zh-CN" w:bidi="ar"/>
+        </w:rPr>
+      </w:pPr>
+      <w:r>
+        <w:rPr>
+          <w:rFonts w:hint="default" w:ascii="Times New Roman" w:hAnsi="Times New Roman" w:eastAsia="SimSun" w:cs="Times New Roman"/>
+          <w:color w:val="000000"/>
+          <w:kern w:val="0"/>
+          <w:sz w:val="24"/>
+          <w:szCs w:val="24"/>
+          <w:lang w:val="en-US" w:eastAsia="zh-CN" w:bidi="ar"/>
+        </w:rPr>
+        <w:t>Wget</w:t>
+      </w:r>
+    </w:p>
+    <w:p>
+      <w:pPr>
+        <w:keepNext w:val="0"/>
+        <w:keepLines w:val="0"/>
+        <w:widowControl/>
+        <w:suppressLineNumbers w:val="0"/>
+        <w:jc w:val="left"/>
+        <w:rPr>
+          <w:rFonts w:hint="default" w:ascii="Times New Roman" w:hAnsi="Times New Roman" w:eastAsia="SimSun" w:cs="Times New Roman"/>
+          <w:color w:val="000000"/>
+          <w:kern w:val="0"/>
+          <w:sz w:val="24"/>
+          <w:szCs w:val="24"/>
+          <w:lang w:val="en-US" w:eastAsia="zh-CN" w:bidi="ar"/>
+        </w:rPr>
+      </w:pPr>
+    </w:p>
+    <w:p>
+      <w:pPr>
+        <w:keepNext w:val="0"/>
+        <w:keepLines w:val="0"/>
+        <w:widowControl/>
+        <w:suppressLineNumbers w:val="0"/>
+        <w:jc w:val="left"/>
+        <w:rPr>
+          <w:rFonts w:hint="default" w:ascii="Times New Roman" w:hAnsi="Times New Roman" w:eastAsia="SimSun" w:cs="Times New Roman"/>
+          <w:color w:val="000000"/>
+          <w:kern w:val="0"/>
+          <w:sz w:val="24"/>
+          <w:szCs w:val="24"/>
+          <w:lang w:val="en-US" w:eastAsia="zh-CN" w:bidi="ar"/>
+        </w:rPr>
+      </w:pPr>
+      <w:r>
+        <w:drawing>
+          <wp:inline distT="0" distB="0" distL="114300" distR="114300">
+            <wp:extent cx="5269865" cy="3092450"/>
+            <wp:effectExtent l="0" t="0" r="3175" b="1270"/>
+            <wp:docPr id="8" name="Picture 3"/>
+            <wp:cNvGraphicFramePr>
+              <a:graphicFrameLocks xmlns:a="http://schemas.openxmlformats.org/drawingml/2006/main" noChangeAspect="1"/>
+            </wp:cNvGraphicFramePr>
+            <a:graphic xmlns:a="http://schemas.openxmlformats.org/drawingml/2006/main">
+              <a:graphicData uri="http://schemas.openxmlformats.org/drawingml/2006/picture">
+                <pic:pic xmlns:pic="http://schemas.openxmlformats.org/drawingml/2006/picture">
+                  <pic:nvPicPr>
+                    <pic:cNvPr id="8" name="Picture 3"/>
+                    <pic:cNvPicPr>
+                      <a:picLocks noChangeAspect="1"/>
+                    </pic:cNvPicPr>
+                  </pic:nvPicPr>
+                  <pic:blipFill>
+                    <a:blip r:embed="rId11"/>
+                    <a:stretch>
+                      <a:fillRect/>
+                    </a:stretch>
+                  </pic:blipFill>
+                  <pic:spPr>
+                    <a:xfrm>
+                      <a:off x="0" y="0"/>
+                      <a:ext cx="5269865" cy="3092450"/>
+                    </a:xfrm>
+                    <a:prstGeom prst="rect">
+                      <a:avLst/>
+                    </a:prstGeom>
+                    <a:noFill/>
+                    <a:ln>
+                      <a:noFill/>
+                    </a:ln>
+                  </pic:spPr>
+                </pic:pic>
+              </a:graphicData>
+            </a:graphic>
+          </wp:inline>
+        </w:drawing>
+      </w:r>
+    </w:p>
+    <w:p>
+      <w:pPr>
+        <w:rPr>
+          <w:rFonts w:hint="default"/>
+        </w:rPr>
+      </w:pPr>
+    </w:p>
+    <w:p>
+      <w:pPr>
+        <w:rPr>
+          <w:rFonts w:hint="default"/>
+        </w:rPr>
+      </w:pPr>
+    </w:p>
+    <w:p>
+      <w:pPr>
+        <w:keepNext w:val="0"/>
+        <w:keepLines w:val="0"/>
+        <w:widowControl/>
+        <w:numPr>
+          <w:ilvl w:val="0"/>
+          <w:numId w:val="1"/>
+        </w:numPr>
+        <w:suppressLineNumbers w:val="0"/>
+        <w:jc w:val="left"/>
+      </w:pPr>
+      <w:r>
+        <w:rPr>
+          <w:rFonts w:hint="default" w:ascii="Times New Roman" w:hAnsi="Times New Roman" w:eastAsia="SimSun" w:cs="Times New Roman"/>
+          <w:color w:val="000000"/>
+          <w:kern w:val="0"/>
+          <w:sz w:val="24"/>
+          <w:szCs w:val="24"/>
+          <w:lang w:val="en-US" w:eastAsia="zh-CN" w:bidi="ar"/>
+        </w:rPr>
+        <w:t xml:space="preserve">Execute and display the results for the following commands in Kali Linux Operating </w:t>
+      </w:r>
+    </w:p>
+    <w:p>
+      <w:pPr>
+        <w:keepNext w:val="0"/>
+        <w:keepLines w:val="0"/>
+        <w:widowControl/>
+        <w:suppressLineNumbers w:val="0"/>
+        <w:jc w:val="left"/>
+      </w:pPr>
+      <w:r>
+        <w:rPr>
+          <w:rFonts w:hint="default" w:ascii="Times New Roman" w:hAnsi="Times New Roman" w:eastAsia="SimSun" w:cs="Times New Roman"/>
+          <w:color w:val="000000"/>
+          <w:kern w:val="0"/>
+          <w:sz w:val="24"/>
+          <w:szCs w:val="24"/>
+          <w:lang w:val="en-US" w:eastAsia="zh-CN" w:bidi="ar"/>
+        </w:rPr>
+        <w:t xml:space="preserve">Systems: </w:t>
+      </w:r>
+    </w:p>
+    <w:p>
+      <w:pPr>
+        <w:keepNext w:val="0"/>
+        <w:keepLines w:val="0"/>
+        <w:widowControl/>
+        <w:suppressLineNumbers w:val="0"/>
+        <w:jc w:val="left"/>
+      </w:pPr>
+      <w:r>
+        <w:rPr>
+          <w:rFonts w:hint="default" w:ascii="Times New Roman" w:hAnsi="Times New Roman" w:eastAsia="SimSun" w:cs="Times New Roman"/>
+          <w:color w:val="000000"/>
+          <w:kern w:val="0"/>
+          <w:sz w:val="24"/>
+          <w:szCs w:val="24"/>
+          <w:lang w:val="en-US" w:eastAsia="zh-CN" w:bidi="ar"/>
+        </w:rPr>
+        <w:t xml:space="preserve">Cd </w:t>
+      </w:r>
+    </w:p>
+    <w:p>
+      <w:pPr>
+        <w:keepNext w:val="0"/>
+        <w:keepLines w:val="0"/>
+        <w:widowControl/>
+        <w:suppressLineNumbers w:val="0"/>
+        <w:jc w:val="left"/>
+      </w:pPr>
+      <w:r>
+        <w:rPr>
+          <w:rFonts w:hint="default" w:ascii="Times New Roman" w:hAnsi="Times New Roman" w:eastAsia="SimSun" w:cs="Times New Roman"/>
+          <w:color w:val="000000"/>
+          <w:kern w:val="0"/>
+          <w:sz w:val="24"/>
+          <w:szCs w:val="24"/>
+          <w:lang w:val="en-US" w:eastAsia="zh-CN" w:bidi="ar"/>
+        </w:rPr>
+        <w:t xml:space="preserve">Cp </w:t>
+      </w:r>
+    </w:p>
+    <w:p>
+      <w:pPr>
+        <w:keepNext w:val="0"/>
+        <w:keepLines w:val="0"/>
+        <w:widowControl/>
+        <w:suppressLineNumbers w:val="0"/>
+        <w:jc w:val="left"/>
+        <w:rPr>
+          <w:rFonts w:hint="default" w:ascii="Times New Roman" w:hAnsi="Times New Roman" w:eastAsia="SimSun" w:cs="Times New Roman"/>
+          <w:color w:val="000000"/>
+          <w:kern w:val="0"/>
+          <w:sz w:val="24"/>
+          <w:szCs w:val="24"/>
+          <w:lang w:val="en-US" w:eastAsia="zh-CN" w:bidi="ar"/>
+        </w:rPr>
+      </w:pPr>
+      <w:r>
+        <w:rPr>
+          <w:rFonts w:hint="default" w:ascii="Times New Roman" w:hAnsi="Times New Roman" w:eastAsia="SimSun" w:cs="Times New Roman"/>
+          <w:color w:val="000000"/>
+          <w:kern w:val="0"/>
+          <w:sz w:val="24"/>
+          <w:szCs w:val="24"/>
+          <w:lang w:val="en-US" w:eastAsia="zh-CN" w:bidi="ar"/>
+        </w:rPr>
+        <w:t>Ls</w:t>
+      </w:r>
+    </w:p>
+    <w:p>
+      <w:pPr>
+        <w:keepNext w:val="0"/>
+        <w:keepLines w:val="0"/>
+        <w:widowControl/>
+        <w:suppressLineNumbers w:val="0"/>
+        <w:jc w:val="left"/>
+        <w:rPr>
+          <w:rFonts w:hint="default" w:ascii="Times New Roman" w:hAnsi="Times New Roman" w:eastAsia="SimSun" w:cs="Times New Roman"/>
+          <w:color w:val="000000"/>
+          <w:kern w:val="0"/>
+          <w:sz w:val="24"/>
+          <w:szCs w:val="24"/>
+          <w:lang w:val="en-US" w:eastAsia="zh-CN" w:bidi="ar"/>
+        </w:rPr>
+      </w:pPr>
+    </w:p>
+    <w:p>
+      <w:pPr>
+        <w:keepNext w:val="0"/>
+        <w:keepLines w:val="0"/>
+        <w:widowControl/>
+        <w:suppressLineNumbers w:val="0"/>
+        <w:jc w:val="left"/>
+      </w:pPr>
+      <w:r>
+        <w:drawing>
+          <wp:inline distT="0" distB="0" distL="114300" distR="114300">
+            <wp:extent cx="3977640" cy="2209800"/>
+            <wp:effectExtent l="0" t="0" r="0" b="0"/>
+            <wp:docPr id="9" name="Picture 4"/>
+            <wp:cNvGraphicFramePr>
+              <a:graphicFrameLocks xmlns:a="http://schemas.openxmlformats.org/drawingml/2006/main" noChangeAspect="1"/>
+            </wp:cNvGraphicFramePr>
+            <a:graphic xmlns:a="http://schemas.openxmlformats.org/drawingml/2006/main">
+              <a:graphicData uri="http://schemas.openxmlformats.org/drawingml/2006/picture">
+                <pic:pic xmlns:pic="http://schemas.openxmlformats.org/drawingml/2006/picture">
+                  <pic:nvPicPr>
+                    <pic:cNvPr id="9" name="Picture 4"/>
+                    <pic:cNvPicPr>
+                      <a:picLocks noChangeAspect="1"/>
+                    </pic:cNvPicPr>
+                  </pic:nvPicPr>
+                  <pic:blipFill>
+                    <a:blip r:embed="rId12"/>
+                    <a:stretch>
+                      <a:fillRect/>
+                    </a:stretch>
+                  </pic:blipFill>
+                  <pic:spPr>
+                    <a:xfrm>
+                      <a:off x="0" y="0"/>
+                      <a:ext cx="3977640" cy="2209800"/>
+                    </a:xfrm>
+                    <a:prstGeom prst="rect">
+                      <a:avLst/>
+                    </a:prstGeom>
+                    <a:noFill/>
+                    <a:ln>
+                      <a:noFill/>
+                    </a:ln>
+                  </pic:spPr>
+                </pic:pic>
+              </a:graphicData>
+            </a:graphic>
+          </wp:inline>
+        </w:drawing>
+      </w:r>
+    </w:p>
+    <w:p>
+      <w:pPr>
+        <w:keepNext w:val="0"/>
+        <w:keepLines w:val="0"/>
+        <w:widowControl/>
+        <w:suppressLineNumbers w:val="0"/>
+        <w:jc w:val="left"/>
+      </w:pPr>
+    </w:p>
+    <w:p>
+      <w:pPr>
+        <w:keepNext w:val="0"/>
+        <w:keepLines w:val="0"/>
+        <w:widowControl/>
+        <w:suppressLineNumbers w:val="0"/>
+        <w:jc w:val="left"/>
+      </w:pPr>
+      <w:r>
+        <w:rPr>
+          <w:rFonts w:hint="default" w:ascii="Times New Roman" w:hAnsi="Times New Roman" w:eastAsia="SimSun" w:cs="Times New Roman"/>
+          <w:color w:val="000000"/>
+          <w:kern w:val="0"/>
+          <w:sz w:val="24"/>
+          <w:szCs w:val="24"/>
+          <w:lang w:val="en-US" w:eastAsia="zh-CN" w:bidi="ar"/>
+        </w:rPr>
+        <w:t xml:space="preserve">8. Execute and display the results for the following Nmap service version and OS </w:t>
+      </w:r>
+    </w:p>
+    <w:p>
+      <w:pPr>
+        <w:keepNext w:val="0"/>
+        <w:keepLines w:val="0"/>
+        <w:widowControl/>
+        <w:suppressLineNumbers w:val="0"/>
+        <w:jc w:val="left"/>
+      </w:pPr>
+      <w:r>
+        <w:rPr>
+          <w:rFonts w:hint="default" w:ascii="Times New Roman" w:hAnsi="Times New Roman" w:eastAsia="SimSun" w:cs="Times New Roman"/>
+          <w:color w:val="000000"/>
+          <w:kern w:val="0"/>
+          <w:sz w:val="24"/>
+          <w:szCs w:val="24"/>
+          <w:lang w:val="en-US" w:eastAsia="zh-CN" w:bidi="ar"/>
+        </w:rPr>
+        <w:t xml:space="preserve">detection commands in Kali Linux operating systems: </w:t>
+      </w:r>
+    </w:p>
+    <w:p>
+      <w:pPr>
+        <w:keepNext w:val="0"/>
+        <w:keepLines w:val="0"/>
+        <w:widowControl/>
+        <w:suppressLineNumbers w:val="0"/>
+        <w:jc w:val="left"/>
+      </w:pPr>
+      <w:r>
+        <w:rPr>
+          <w:rFonts w:hint="default" w:ascii="Times New Roman" w:hAnsi="Times New Roman" w:eastAsia="SimSun" w:cs="Times New Roman"/>
+          <w:color w:val="000000"/>
+          <w:kern w:val="0"/>
+          <w:sz w:val="24"/>
+          <w:szCs w:val="24"/>
+          <w:lang w:val="en-US" w:eastAsia="zh-CN" w:bidi="ar"/>
+        </w:rPr>
+        <w:t xml:space="preserve">i) detect the version of services running </w:t>
+      </w:r>
+    </w:p>
+    <w:p>
+      <w:pPr>
+        <w:keepNext w:val="0"/>
+        <w:keepLines w:val="0"/>
+        <w:widowControl/>
+        <w:suppressLineNumbers w:val="0"/>
+        <w:jc w:val="left"/>
+      </w:pPr>
+      <w:r>
+        <w:rPr>
+          <w:rFonts w:hint="default" w:ascii="Times New Roman" w:hAnsi="Times New Roman" w:eastAsia="SimSun" w:cs="Times New Roman"/>
+          <w:color w:val="000000"/>
+          <w:kern w:val="0"/>
+          <w:sz w:val="24"/>
+          <w:szCs w:val="24"/>
+          <w:lang w:val="en-US" w:eastAsia="zh-CN" w:bidi="ar"/>
+        </w:rPr>
+        <w:t xml:space="preserve">ii) aggressive scan </w:t>
+      </w:r>
+    </w:p>
+    <w:p>
+      <w:pPr>
+        <w:keepNext w:val="0"/>
+        <w:keepLines w:val="0"/>
+        <w:widowControl/>
+        <w:suppressLineNumbers w:val="0"/>
+        <w:jc w:val="left"/>
+      </w:pPr>
+      <w:r>
+        <w:rPr>
+          <w:rFonts w:hint="default" w:ascii="Times New Roman" w:hAnsi="Times New Roman" w:eastAsia="SimSun" w:cs="Times New Roman"/>
+          <w:color w:val="000000"/>
+          <w:kern w:val="0"/>
+          <w:sz w:val="24"/>
+          <w:szCs w:val="24"/>
+          <w:lang w:val="en-US" w:eastAsia="zh-CN" w:bidi="ar"/>
+        </w:rPr>
+        <w:t>iii) detect operating system of the target</w:t>
+      </w:r>
+    </w:p>
+    <w:p>
+      <w:pPr>
+        <w:keepNext w:val="0"/>
+        <w:keepLines w:val="0"/>
+        <w:widowControl/>
+        <w:suppressLineNumbers w:val="0"/>
+        <w:jc w:val="left"/>
+      </w:pPr>
+      <w:r>
+        <w:drawing>
+          <wp:inline distT="0" distB="0" distL="114300" distR="114300">
+            <wp:extent cx="5274310" cy="4309745"/>
+            <wp:effectExtent l="0" t="0" r="13970" b="3175"/>
+            <wp:docPr id="10" name="Picture 5"/>
+            <wp:cNvGraphicFramePr>
+              <a:graphicFrameLocks xmlns:a="http://schemas.openxmlformats.org/drawingml/2006/main" noChangeAspect="1"/>
+            </wp:cNvGraphicFramePr>
+            <a:graphic xmlns:a="http://schemas.openxmlformats.org/drawingml/2006/main">
+              <a:graphicData uri="http://schemas.openxmlformats.org/drawingml/2006/picture">
+                <pic:pic xmlns:pic="http://schemas.openxmlformats.org/drawingml/2006/picture">
+                  <pic:nvPicPr>
+                    <pic:cNvPr id="10" name="Picture 5"/>
+                    <pic:cNvPicPr>
+                      <a:picLocks noChangeAspect="1"/>
+                    </pic:cNvPicPr>
+                  </pic:nvPicPr>
+                  <pic:blipFill>
+                    <a:blip r:embed="rId13"/>
+                    <a:stretch>
+                      <a:fillRect/>
+                    </a:stretch>
+                  </pic:blipFill>
+                  <pic:spPr>
+                    <a:xfrm>
+                      <a:off x="0" y="0"/>
+                      <a:ext cx="5274310" cy="4309745"/>
+                    </a:xfrm>
+                    <a:prstGeom prst="rect">
+                      <a:avLst/>
+                    </a:prstGeom>
+                    <a:noFill/>
+                    <a:ln>
+                      <a:noFill/>
+                    </a:ln>
+                  </pic:spPr>
+                </pic:pic>
+              </a:graphicData>
+            </a:graphic>
+          </wp:inline>
+        </w:drawing>
+      </w:r>
+    </w:p>
+    <w:p>
+      <w:pPr>
+        <w:keepNext w:val="0"/>
+        <w:keepLines w:val="0"/>
+        <w:widowControl/>
+        <w:suppressLineNumbers w:val="0"/>
+        <w:jc w:val="left"/>
+      </w:pPr>
+    </w:p>
+    <w:p>
+      <w:pPr>
+        <w:keepNext w:val="0"/>
+        <w:keepLines w:val="0"/>
+        <w:widowControl/>
+        <w:suppressLineNumbers w:val="0"/>
+        <w:jc w:val="left"/>
+      </w:pPr>
+      <w:r>
+        <w:rPr>
+          <w:rFonts w:hint="default" w:ascii="Times New Roman" w:hAnsi="Times New Roman" w:eastAsia="SimSun" w:cs="Times New Roman"/>
+          <w:color w:val="000000"/>
+          <w:kern w:val="0"/>
+          <w:sz w:val="24"/>
+          <w:szCs w:val="24"/>
+          <w:lang w:val="en-US" w:eastAsia="zh-CN" w:bidi="ar"/>
+        </w:rPr>
+        <w:t xml:space="preserve">9. Execute and display the results for the following Nmap Timing and performance </w:t>
+      </w:r>
+    </w:p>
+    <w:p>
+      <w:pPr>
+        <w:keepNext w:val="0"/>
+        <w:keepLines w:val="0"/>
+        <w:widowControl/>
+        <w:suppressLineNumbers w:val="0"/>
+        <w:jc w:val="left"/>
+      </w:pPr>
+      <w:r>
+        <w:rPr>
+          <w:rFonts w:hint="default" w:ascii="Times New Roman" w:hAnsi="Times New Roman" w:eastAsia="SimSun" w:cs="Times New Roman"/>
+          <w:color w:val="000000"/>
+          <w:kern w:val="0"/>
+          <w:sz w:val="24"/>
+          <w:szCs w:val="24"/>
+          <w:lang w:val="en-US" w:eastAsia="zh-CN" w:bidi="ar"/>
+        </w:rPr>
+        <w:t xml:space="preserve">commands in Kali Linux operating Systems: </w:t>
+      </w:r>
+    </w:p>
+    <w:p>
+      <w:pPr>
+        <w:keepNext w:val="0"/>
+        <w:keepLines w:val="0"/>
+        <w:widowControl/>
+        <w:suppressLineNumbers w:val="0"/>
+        <w:jc w:val="left"/>
+      </w:pPr>
+      <w:r>
+        <w:rPr>
+          <w:rFonts w:hint="default" w:ascii="Times New Roman" w:hAnsi="Times New Roman" w:eastAsia="SimSun" w:cs="Times New Roman"/>
+          <w:color w:val="000000"/>
+          <w:kern w:val="0"/>
+          <w:sz w:val="24"/>
+          <w:szCs w:val="24"/>
+          <w:lang w:val="en-US" w:eastAsia="zh-CN" w:bidi="ar"/>
+        </w:rPr>
+        <w:t xml:space="preserve">(i) polite IDS evasion </w:t>
+      </w:r>
+    </w:p>
+    <w:p>
+      <w:pPr>
+        <w:keepNext w:val="0"/>
+        <w:keepLines w:val="0"/>
+        <w:widowControl/>
+        <w:suppressLineNumbers w:val="0"/>
+        <w:jc w:val="left"/>
+        <w:rPr>
+          <w:rFonts w:hint="default" w:ascii="Times New Roman" w:hAnsi="Times New Roman" w:eastAsia="SimSun" w:cs="Times New Roman"/>
+          <w:color w:val="000000"/>
+          <w:kern w:val="0"/>
+          <w:sz w:val="24"/>
+          <w:szCs w:val="24"/>
+          <w:lang w:val="en-US" w:eastAsia="zh-CN" w:bidi="ar"/>
+        </w:rPr>
+      </w:pPr>
+      <w:r>
+        <w:rPr>
+          <w:rFonts w:hint="default" w:ascii="Times New Roman" w:hAnsi="Times New Roman" w:eastAsia="SimSun" w:cs="Times New Roman"/>
+          <w:color w:val="000000"/>
+          <w:kern w:val="0"/>
+          <w:sz w:val="24"/>
+          <w:szCs w:val="24"/>
+          <w:lang w:val="en-US" w:eastAsia="zh-CN" w:bidi="ar"/>
+        </w:rPr>
+        <w:t>(ii) normal IDS evasion</w:t>
+      </w:r>
+    </w:p>
+    <w:p>
+      <w:pPr>
+        <w:keepNext w:val="0"/>
+        <w:keepLines w:val="0"/>
+        <w:widowControl/>
+        <w:suppressLineNumbers w:val="0"/>
+        <w:jc w:val="left"/>
+        <w:rPr>
+          <w:rFonts w:hint="default" w:ascii="Times New Roman" w:hAnsi="Times New Roman" w:eastAsia="SimSun" w:cs="Times New Roman"/>
+          <w:color w:val="000000"/>
+          <w:kern w:val="0"/>
+          <w:sz w:val="24"/>
+          <w:szCs w:val="24"/>
+          <w:lang w:val="en-US" w:eastAsia="zh-CN" w:bidi="ar"/>
+        </w:rPr>
+      </w:pPr>
+      <w:r>
+        <w:drawing>
+          <wp:inline distT="0" distB="0" distL="114300" distR="114300">
+            <wp:extent cx="5355590" cy="3653790"/>
+            <wp:effectExtent l="0" t="0" r="8890" b="3810"/>
+            <wp:docPr id="11" name="Picture 6"/>
+            <wp:cNvGraphicFramePr>
+              <a:graphicFrameLocks xmlns:a="http://schemas.openxmlformats.org/drawingml/2006/main" noChangeAspect="1"/>
+            </wp:cNvGraphicFramePr>
+            <a:graphic xmlns:a="http://schemas.openxmlformats.org/drawingml/2006/main">
+              <a:graphicData uri="http://schemas.openxmlformats.org/drawingml/2006/picture">
+                <pic:pic xmlns:pic="http://schemas.openxmlformats.org/drawingml/2006/picture">
+                  <pic:nvPicPr>
+                    <pic:cNvPr id="11" name="Picture 6"/>
+                    <pic:cNvPicPr>
+                      <a:picLocks noChangeAspect="1"/>
+                    </pic:cNvPicPr>
+                  </pic:nvPicPr>
+                  <pic:blipFill>
+                    <a:blip r:embed="rId14"/>
+                    <a:stretch>
+                      <a:fillRect/>
+                    </a:stretch>
+                  </pic:blipFill>
+                  <pic:spPr>
+                    <a:xfrm>
+                      <a:off x="0" y="0"/>
+                      <a:ext cx="5355590" cy="3653790"/>
+                    </a:xfrm>
+                    <a:prstGeom prst="rect">
+                      <a:avLst/>
+                    </a:prstGeom>
+                    <a:noFill/>
+                    <a:ln>
+                      <a:noFill/>
+                    </a:ln>
+                  </pic:spPr>
+                </pic:pic>
+              </a:graphicData>
+            </a:graphic>
+          </wp:inline>
+        </w:drawing>
+      </w:r>
+    </w:p>
+    <w:p>
+      <w:pPr>
+        <w:keepNext w:val="0"/>
+        <w:keepLines w:val="0"/>
+        <w:widowControl/>
+        <w:suppressLineNumbers w:val="0"/>
+        <w:jc w:val="left"/>
+        <w:rPr>
+          <w:rFonts w:hint="default" w:ascii="Times New Roman" w:hAnsi="Times New Roman" w:eastAsia="SimSun" w:cs="Times New Roman"/>
+          <w:color w:val="000000"/>
+          <w:kern w:val="0"/>
+          <w:sz w:val="24"/>
+          <w:szCs w:val="24"/>
+          <w:lang w:val="en-US" w:eastAsia="zh-CN" w:bidi="ar"/>
+        </w:rPr>
+      </w:pPr>
+    </w:p>
+    <w:p>
+      <w:pPr>
+        <w:keepNext w:val="0"/>
+        <w:keepLines w:val="0"/>
+        <w:widowControl/>
+        <w:suppressLineNumbers w:val="0"/>
+        <w:jc w:val="left"/>
+      </w:pPr>
+      <w:r>
+        <w:rPr>
+          <w:rFonts w:hint="default" w:ascii="Times New Roman" w:hAnsi="Times New Roman" w:eastAsia="SimSun" w:cs="Times New Roman"/>
+          <w:color w:val="000000"/>
+          <w:kern w:val="0"/>
+          <w:sz w:val="24"/>
+          <w:szCs w:val="24"/>
+          <w:lang w:val="en-US" w:eastAsia="zh-CN" w:bidi="ar"/>
+        </w:rPr>
+        <w:t xml:space="preserve">10. To execute the following commands in Kali Linux Operating Systems: </w:t>
+      </w:r>
+    </w:p>
+    <w:p>
+      <w:pPr>
+        <w:keepNext w:val="0"/>
+        <w:keepLines w:val="0"/>
+        <w:widowControl/>
+        <w:suppressLineNumbers w:val="0"/>
+        <w:jc w:val="left"/>
+      </w:pPr>
+      <w:r>
+        <w:rPr>
+          <w:rFonts w:hint="default" w:ascii="Times New Roman" w:hAnsi="Times New Roman" w:eastAsia="SimSun" w:cs="Times New Roman"/>
+          <w:color w:val="000000"/>
+          <w:kern w:val="0"/>
+          <w:sz w:val="24"/>
+          <w:szCs w:val="24"/>
+          <w:lang w:val="en-US" w:eastAsia="zh-CN" w:bidi="ar"/>
+        </w:rPr>
+        <w:t xml:space="preserve">Free command </w:t>
+      </w:r>
+    </w:p>
+    <w:p>
+      <w:pPr>
+        <w:keepNext w:val="0"/>
+        <w:keepLines w:val="0"/>
+        <w:widowControl/>
+        <w:suppressLineNumbers w:val="0"/>
+        <w:jc w:val="left"/>
+      </w:pPr>
+      <w:r>
+        <w:rPr>
+          <w:rFonts w:hint="default" w:ascii="Times New Roman" w:hAnsi="Times New Roman" w:eastAsia="SimSun" w:cs="Times New Roman"/>
+          <w:color w:val="000000"/>
+          <w:kern w:val="0"/>
+          <w:sz w:val="24"/>
+          <w:szCs w:val="24"/>
+          <w:lang w:val="en-US" w:eastAsia="zh-CN" w:bidi="ar"/>
+        </w:rPr>
+        <w:t xml:space="preserve">Sort command </w:t>
+      </w:r>
+    </w:p>
+    <w:p>
+      <w:pPr>
+        <w:keepNext w:val="0"/>
+        <w:keepLines w:val="0"/>
+        <w:widowControl/>
+        <w:suppressLineNumbers w:val="0"/>
+        <w:jc w:val="left"/>
+      </w:pPr>
+      <w:r>
+        <w:rPr>
+          <w:rFonts w:hint="default" w:ascii="Times New Roman" w:hAnsi="Times New Roman" w:eastAsia="SimSun" w:cs="Times New Roman"/>
+          <w:color w:val="000000"/>
+          <w:kern w:val="0"/>
+          <w:sz w:val="24"/>
+          <w:szCs w:val="24"/>
+          <w:lang w:val="en-US" w:eastAsia="zh-CN" w:bidi="ar"/>
+        </w:rPr>
+        <w:t>History command</w:t>
+      </w:r>
+    </w:p>
+    <w:p>
+      <w:pPr>
+        <w:keepNext w:val="0"/>
+        <w:keepLines w:val="0"/>
+        <w:widowControl/>
+        <w:suppressLineNumbers w:val="0"/>
+        <w:jc w:val="left"/>
+        <w:rPr>
+          <w:rFonts w:hint="default"/>
+          <w:lang w:val="en-US" w:eastAsia="zh-CN"/>
+        </w:rPr>
+      </w:pPr>
       <w:bookmarkStart w:id="0" w:name="_GoBack"/>
+      <w:r>
+        <w:drawing>
+          <wp:inline distT="0" distB="0" distL="114300" distR="114300">
+            <wp:extent cx="5055870" cy="5341620"/>
+            <wp:effectExtent l="0" t="0" r="3810" b="7620"/>
+            <wp:docPr id="12" name="Picture 7"/>
+            <wp:cNvGraphicFramePr>
+              <a:graphicFrameLocks xmlns:a="http://schemas.openxmlformats.org/drawingml/2006/main" noChangeAspect="1"/>
+            </wp:cNvGraphicFramePr>
+            <a:graphic xmlns:a="http://schemas.openxmlformats.org/drawingml/2006/main">
+              <a:graphicData uri="http://schemas.openxmlformats.org/drawingml/2006/picture">
+                <pic:pic xmlns:pic="http://schemas.openxmlformats.org/drawingml/2006/picture">
+                  <pic:nvPicPr>
+                    <pic:cNvPr id="12" name="Picture 7"/>
+                    <pic:cNvPicPr>
+                      <a:picLocks noChangeAspect="1"/>
+                    </pic:cNvPicPr>
+                  </pic:nvPicPr>
+                  <pic:blipFill>
+                    <a:blip r:embed="rId15"/>
+                    <a:stretch>
+                      <a:fillRect/>
+                    </a:stretch>
+                  </pic:blipFill>
+                  <pic:spPr>
+                    <a:xfrm>
+                      <a:off x="0" y="0"/>
+                      <a:ext cx="5055870" cy="5341620"/>
+                    </a:xfrm>
+                    <a:prstGeom prst="rect">
+                      <a:avLst/>
+                    </a:prstGeom>
+                    <a:noFill/>
+                    <a:ln>
+                      <a:noFill/>
+                    </a:ln>
+                  </pic:spPr>
+                </pic:pic>
+              </a:graphicData>
+            </a:graphic>
+          </wp:inline>
+        </w:drawing>
+      </w:r>
       <w:bookmarkEnd w:id="0"/>
+    </w:p>
+    <w:p>
+      <w:pPr>
+        <w:rPr>
+          <w:rFonts w:hint="default"/>
+        </w:rPr>
+      </w:pPr>
     </w:p>
     <w:sectPr>
       <w:pgSz w:w="11906" w:h="16838"/>
@@ -500,12 +1865,32 @@
 </w:document>
 </file>
 
+<file path=word/numbering.xml><?xml version="1.0" encoding="utf-8"?>
+<w:numbering xmlns:wpc="http://schemas.microsoft.com/office/word/2010/wordprocessingCanvas" xmlns:mc="http://schemas.openxmlformats.org/markup-compatibility/2006" xmlns:o="urn:schemas-microsoft-com:office:office" xmlns:r="http://schemas.openxmlformats.org/officeDocument/2006/relationships" xmlns:m="http://schemas.openxmlformats.org/officeDocument/2006/math" xmlns:v="urn:schemas-microsoft-com:vml" xmlns:wp14="http://schemas.microsoft.com/office/word/2010/wordprocessingDrawing" xmlns:wp="http://schemas.openxmlformats.org/drawingml/2006/wordprocessingDrawing" xmlns:w10="urn:schemas-microsoft-com:office:word" xmlns:w="http://schemas.openxmlformats.org/wordprocessingml/2006/main" xmlns:w14="http://schemas.microsoft.com/office/word/2010/wordml" xmlns:wpg="http://schemas.microsoft.com/office/word/2010/wordprocessingGroup" xmlns:wpi="http://schemas.microsoft.com/office/word/2010/wordprocessingInk" xmlns:wne="http://schemas.microsoft.com/office/word/2006/wordml" xmlns:wps="http://schemas.microsoft.com/office/word/2010/wordprocessingShape" xmlns:wpsCustomData="http://www.wps.cn/officeDocument/2013/wpsCustomData" mc:Ignorable="w14 wp14">
+  <w:abstractNum w:abstractNumId="0">
+    <w:nsid w:val="5A81FE54"/>
+    <w:multiLevelType w:val="singleLevel"/>
+    <w:tmpl w:val="5A81FE54"/>
+    <w:lvl w:ilvl="0" w:tentative="0">
+      <w:start w:val="7"/>
+      <w:numFmt w:val="decimal"/>
+      <w:suff w:val="space"/>
+      <w:lvlText w:val="%1."/>
+      <w:lvlJc w:val="left"/>
+    </w:lvl>
+  </w:abstractNum>
+  <w:num w:numId="1">
+    <w:abstractNumId w:val="0"/>
+  </w:num>
+</w:numbering>
+</file>
+
 <file path=word/styles.xml><?xml version="1.0" encoding="utf-8"?>
 <w:styles xmlns:mc="http://schemas.openxmlformats.org/markup-compatibility/2006" xmlns:o="urn:schemas-microsoft-com:office:office" xmlns:r="http://schemas.openxmlformats.org/officeDocument/2006/relationships" xmlns:m="http://schemas.openxmlformats.org/officeDocument/2006/math" xmlns:v="urn:schemas-microsoft-com:vml" xmlns:w="http://schemas.openxmlformats.org/wordprocessingml/2006/main" xmlns:w14="http://schemas.microsoft.com/office/word/2010/wordml" xmlns:w10="urn:schemas-microsoft-com:office:word" xmlns:sl="http://schemas.openxmlformats.org/schemaLibrary/2006/main" xmlns:wpsCustomData="http://www.wps.cn/officeDocument/2013/wpsCustomData" mc:Ignorable="w14">
   <w:docDefaults>
     <w:rPrDefault>
       <w:rPr>
-        <w:rFonts w:asciiTheme="minorHAnsi" w:hAnsiTheme="minorHAnsi" w:eastAsiaTheme="minorEastAsia" w:cstheme="minorBidi"/>
+        <w:rFonts w:ascii="Times New Roman" w:hAnsi="Times New Roman" w:eastAsia="SimSun" w:cs="Times New Roman"/>
       </w:rPr>
     </w:rPrDefault>
     <w:pPrDefault/>
